--- a/Lab Experiments/Caesar Cipher.docx
+++ b/Lab Experiments/Caesar Cipher.docx
@@ -219,24 +219,7 @@
           <w:szCs w:val="24"/>
         </w:rPr>
         <w:br/>
-      </w:r>
-      <w:proofErr w:type="spellStart"/>
-      <w:r>
-        <w:rPr>
-          <w:rFonts w:ascii="Courier New" w:hAnsi="Courier New"/>
-          <w:sz w:val="24"/>
-          <w:szCs w:val="24"/>
-        </w:rPr>
-        <w:t>plain_text</w:t>
-      </w:r>
-      <w:proofErr w:type="spellEnd"/>
-      <w:r>
-        <w:rPr>
-          <w:rFonts w:ascii="Courier New" w:hAnsi="Courier New"/>
-          <w:sz w:val="24"/>
-          <w:szCs w:val="24"/>
-        </w:rPr>
-        <w:t xml:space="preserve"> = input("Enter the plain text: ")</w:t>
+        <w:t>plain_text = input("Enter the plain text: ")</w:t>
       </w:r>
       <w:r>
         <w:rPr>
@@ -254,213 +237,52 @@
           <w:szCs w:val="24"/>
         </w:rPr>
         <w:br/>
-      </w:r>
-      <w:proofErr w:type="spellStart"/>
-      <w:r>
-        <w:rPr>
-          <w:rFonts w:ascii="Courier New" w:hAnsi="Courier New"/>
-          <w:sz w:val="24"/>
-          <w:szCs w:val="24"/>
-        </w:rPr>
-        <w:t>cipher_text</w:t>
-      </w:r>
-      <w:proofErr w:type="spellEnd"/>
-      <w:r>
-        <w:rPr>
-          <w:rFonts w:ascii="Courier New" w:hAnsi="Courier New"/>
-          <w:sz w:val="24"/>
-          <w:szCs w:val="24"/>
-        </w:rPr>
-        <w:t xml:space="preserve"> = ""</w:t>
-      </w:r>
-      <w:r>
-        <w:rPr>
-          <w:rFonts w:ascii="Courier New" w:hAnsi="Courier New"/>
-          <w:sz w:val="24"/>
-          <w:szCs w:val="24"/>
-        </w:rPr>
-        <w:br/>
-        <w:t xml:space="preserve">for ch in </w:t>
-      </w:r>
-      <w:proofErr w:type="spellStart"/>
-      <w:r>
-        <w:rPr>
-          <w:rFonts w:ascii="Courier New" w:hAnsi="Courier New"/>
-          <w:sz w:val="24"/>
-          <w:szCs w:val="24"/>
-        </w:rPr>
-        <w:t>plain_text</w:t>
-      </w:r>
-      <w:proofErr w:type="spellEnd"/>
-      <w:r>
-        <w:rPr>
-          <w:rFonts w:ascii="Courier New" w:hAnsi="Courier New"/>
-          <w:sz w:val="24"/>
-          <w:szCs w:val="24"/>
-        </w:rPr>
-        <w:t>:</w:t>
-      </w:r>
-      <w:r>
-        <w:rPr>
-          <w:rFonts w:ascii="Courier New" w:hAnsi="Courier New"/>
-          <w:sz w:val="24"/>
-          <w:szCs w:val="24"/>
-        </w:rPr>
-        <w:br/>
-        <w:t xml:space="preserve">    if </w:t>
-      </w:r>
-      <w:proofErr w:type="spellStart"/>
-      <w:r>
-        <w:rPr>
-          <w:rFonts w:ascii="Courier New" w:hAnsi="Courier New"/>
-          <w:sz w:val="24"/>
-          <w:szCs w:val="24"/>
-        </w:rPr>
-        <w:t>ch.isupper</w:t>
-      </w:r>
-      <w:proofErr w:type="spellEnd"/>
-      <w:r>
-        <w:rPr>
-          <w:rFonts w:ascii="Courier New" w:hAnsi="Courier New"/>
-          <w:sz w:val="24"/>
-          <w:szCs w:val="24"/>
-        </w:rPr>
-        <w:t>():</w:t>
-      </w:r>
-      <w:r>
-        <w:rPr>
-          <w:rFonts w:ascii="Courier New" w:hAnsi="Courier New"/>
-          <w:sz w:val="24"/>
-          <w:szCs w:val="24"/>
-        </w:rPr>
-        <w:br/>
-        <w:t xml:space="preserve">        </w:t>
-      </w:r>
-      <w:proofErr w:type="spellStart"/>
-      <w:r>
-        <w:rPr>
-          <w:rFonts w:ascii="Courier New" w:hAnsi="Courier New"/>
-          <w:sz w:val="24"/>
-          <w:szCs w:val="24"/>
-        </w:rPr>
-        <w:t>cipher_text</w:t>
-      </w:r>
-      <w:proofErr w:type="spellEnd"/>
-      <w:r>
-        <w:rPr>
-          <w:rFonts w:ascii="Courier New" w:hAnsi="Courier New"/>
-          <w:sz w:val="24"/>
-          <w:szCs w:val="24"/>
-        </w:rPr>
-        <w:t xml:space="preserve"> += chr((</w:t>
-      </w:r>
-      <w:proofErr w:type="spellStart"/>
-      <w:r>
-        <w:rPr>
-          <w:rFonts w:ascii="Courier New" w:hAnsi="Courier New"/>
-          <w:sz w:val="24"/>
-          <w:szCs w:val="24"/>
-        </w:rPr>
-        <w:t>ord</w:t>
-      </w:r>
-      <w:proofErr w:type="spellEnd"/>
-      <w:r>
-        <w:rPr>
-          <w:rFonts w:ascii="Courier New" w:hAnsi="Courier New"/>
-          <w:sz w:val="24"/>
-          <w:szCs w:val="24"/>
-        </w:rPr>
-        <w:t>(ch)-65+key)%26+65)</w:t>
-      </w:r>
-      <w:r>
-        <w:rPr>
-          <w:rFonts w:ascii="Courier New" w:hAnsi="Courier New"/>
-          <w:sz w:val="24"/>
-          <w:szCs w:val="24"/>
-        </w:rPr>
-        <w:br/>
-        <w:t xml:space="preserve">    </w:t>
-      </w:r>
-      <w:proofErr w:type="spellStart"/>
-      <w:r>
-        <w:rPr>
-          <w:rFonts w:ascii="Courier New" w:hAnsi="Courier New"/>
-          <w:sz w:val="24"/>
-          <w:szCs w:val="24"/>
-        </w:rPr>
-        <w:t>elif</w:t>
-      </w:r>
-      <w:proofErr w:type="spellEnd"/>
-      <w:r>
-        <w:rPr>
-          <w:rFonts w:ascii="Courier New" w:hAnsi="Courier New"/>
-          <w:sz w:val="24"/>
-          <w:szCs w:val="24"/>
-        </w:rPr>
-        <w:t xml:space="preserve"> </w:t>
-      </w:r>
-      <w:proofErr w:type="spellStart"/>
-      <w:r>
-        <w:rPr>
-          <w:rFonts w:ascii="Courier New" w:hAnsi="Courier New"/>
-          <w:sz w:val="24"/>
-          <w:szCs w:val="24"/>
-        </w:rPr>
-        <w:t>ch.islower</w:t>
-      </w:r>
-      <w:proofErr w:type="spellEnd"/>
-      <w:r>
-        <w:rPr>
-          <w:rFonts w:ascii="Courier New" w:hAnsi="Courier New"/>
-          <w:sz w:val="24"/>
-          <w:szCs w:val="24"/>
-        </w:rPr>
-        <w:t>():</w:t>
-      </w:r>
-      <w:r>
-        <w:rPr>
-          <w:rFonts w:ascii="Courier New" w:hAnsi="Courier New"/>
-          <w:sz w:val="24"/>
-          <w:szCs w:val="24"/>
-        </w:rPr>
-        <w:br/>
-        <w:t xml:space="preserve">        </w:t>
-      </w:r>
-      <w:proofErr w:type="spellStart"/>
-      <w:r>
-        <w:rPr>
-          <w:rFonts w:ascii="Courier New" w:hAnsi="Courier New"/>
-          <w:sz w:val="24"/>
-          <w:szCs w:val="24"/>
-        </w:rPr>
-        <w:t>cipher_text</w:t>
-      </w:r>
-      <w:proofErr w:type="spellEnd"/>
-      <w:r>
-        <w:rPr>
-          <w:rFonts w:ascii="Courier New" w:hAnsi="Courier New"/>
-          <w:sz w:val="24"/>
-          <w:szCs w:val="24"/>
-        </w:rPr>
-        <w:t xml:space="preserve"> += chr((</w:t>
-      </w:r>
-      <w:proofErr w:type="spellStart"/>
-      <w:r>
-        <w:rPr>
-          <w:rFonts w:ascii="Courier New" w:hAnsi="Courier New"/>
-          <w:sz w:val="24"/>
-          <w:szCs w:val="24"/>
-        </w:rPr>
-        <w:t>ord</w:t>
-      </w:r>
-      <w:proofErr w:type="spellEnd"/>
-      <w:r>
-        <w:rPr>
-          <w:rFonts w:ascii="Courier New" w:hAnsi="Courier New"/>
-          <w:sz w:val="24"/>
-          <w:szCs w:val="24"/>
-        </w:rPr>
-        <w:t>(ch)-97+key)%26+97)</w:t>
+        <w:t>cipher_text = ""</w:t>
+      </w:r>
+      <w:r>
+        <w:rPr>
+          <w:rFonts w:ascii="Courier New" w:hAnsi="Courier New"/>
+          <w:sz w:val="24"/>
+          <w:szCs w:val="24"/>
+        </w:rPr>
+        <w:br/>
+        <w:t>for ch in plain_text:</w:t>
+      </w:r>
+      <w:r>
+        <w:rPr>
+          <w:rFonts w:ascii="Courier New" w:hAnsi="Courier New"/>
+          <w:sz w:val="24"/>
+          <w:szCs w:val="24"/>
+        </w:rPr>
+        <w:br/>
+        <w:t xml:space="preserve">    if ch.isupper():</w:t>
+      </w:r>
+      <w:r>
+        <w:rPr>
+          <w:rFonts w:ascii="Courier New" w:hAnsi="Courier New"/>
+          <w:sz w:val="24"/>
+          <w:szCs w:val="24"/>
+        </w:rPr>
+        <w:br/>
+        <w:t xml:space="preserve">        cipher_text += chr((ord(ch)-65+key)%26+65)</w:t>
+      </w:r>
+      <w:r>
+        <w:rPr>
+          <w:rFonts w:ascii="Courier New" w:hAnsi="Courier New"/>
+          <w:sz w:val="24"/>
+          <w:szCs w:val="24"/>
+        </w:rPr>
+        <w:br/>
+        <w:t xml:space="preserve">    elif ch.islower():</w:t>
+      </w:r>
+      <w:r>
+        <w:rPr>
+          <w:rFonts w:ascii="Courier New" w:hAnsi="Courier New"/>
+          <w:sz w:val="24"/>
+          <w:szCs w:val="24"/>
+        </w:rPr>
+        <w:br/>
+        <w:t xml:space="preserve">        cipher_text += chr((ord(ch)-97+key)%26+97)</w:t>
       </w:r>
       <w:r>
         <w:rPr>
@@ -478,267 +300,70 @@
           <w:szCs w:val="24"/>
         </w:rPr>
         <w:br/>
-        <w:t xml:space="preserve">        </w:t>
-      </w:r>
-      <w:proofErr w:type="spellStart"/>
-      <w:r>
-        <w:rPr>
-          <w:rFonts w:ascii="Courier New" w:hAnsi="Courier New"/>
-          <w:sz w:val="24"/>
-          <w:szCs w:val="24"/>
-        </w:rPr>
-        <w:t>cipher_text</w:t>
-      </w:r>
-      <w:proofErr w:type="spellEnd"/>
-      <w:r>
-        <w:rPr>
-          <w:rFonts w:ascii="Courier New" w:hAnsi="Courier New"/>
-          <w:sz w:val="24"/>
-          <w:szCs w:val="24"/>
-        </w:rPr>
-        <w:t xml:space="preserve"> += ch</w:t>
-      </w:r>
-      <w:r>
-        <w:rPr>
-          <w:rFonts w:ascii="Courier New" w:hAnsi="Courier New"/>
-          <w:sz w:val="24"/>
-          <w:szCs w:val="24"/>
-        </w:rPr>
-        <w:br/>
-        <w:t xml:space="preserve">print("Encrypted Text:", </w:t>
-      </w:r>
-      <w:proofErr w:type="spellStart"/>
-      <w:r>
-        <w:rPr>
-          <w:rFonts w:ascii="Courier New" w:hAnsi="Courier New"/>
-          <w:sz w:val="24"/>
-          <w:szCs w:val="24"/>
-        </w:rPr>
-        <w:t>cipher_text</w:t>
-      </w:r>
-      <w:proofErr w:type="spellEnd"/>
-      <w:r>
-        <w:rPr>
-          <w:rFonts w:ascii="Courier New" w:hAnsi="Courier New"/>
-          <w:sz w:val="24"/>
-          <w:szCs w:val="24"/>
-        </w:rPr>
-        <w:t>)</w:t>
-      </w:r>
-      <w:r>
-        <w:rPr>
-          <w:rFonts w:ascii="Courier New" w:hAnsi="Courier New"/>
-          <w:sz w:val="24"/>
-          <w:szCs w:val="24"/>
-        </w:rPr>
-        <w:br/>
-      </w:r>
-      <w:proofErr w:type="spellStart"/>
-      <w:r>
-        <w:rPr>
-          <w:rFonts w:ascii="Courier New" w:hAnsi="Courier New"/>
-          <w:sz w:val="24"/>
-          <w:szCs w:val="24"/>
-        </w:rPr>
-        <w:t>decrypted_text</w:t>
-      </w:r>
-      <w:proofErr w:type="spellEnd"/>
-      <w:r>
-        <w:rPr>
-          <w:rFonts w:ascii="Courier New" w:hAnsi="Courier New"/>
-          <w:sz w:val="24"/>
-          <w:szCs w:val="24"/>
-        </w:rPr>
-        <w:t>=""</w:t>
-      </w:r>
-      <w:r>
-        <w:rPr>
-          <w:rFonts w:ascii="Courier New" w:hAnsi="Courier New"/>
-          <w:sz w:val="24"/>
-          <w:szCs w:val="24"/>
-        </w:rPr>
-        <w:br/>
-        <w:t xml:space="preserve">for ch in </w:t>
-      </w:r>
-      <w:proofErr w:type="spellStart"/>
-      <w:r>
-        <w:rPr>
-          <w:rFonts w:ascii="Courier New" w:hAnsi="Courier New"/>
-          <w:sz w:val="24"/>
-          <w:szCs w:val="24"/>
-        </w:rPr>
-        <w:t>cipher_text</w:t>
-      </w:r>
-      <w:proofErr w:type="spellEnd"/>
-      <w:r>
-        <w:rPr>
-          <w:rFonts w:ascii="Courier New" w:hAnsi="Courier New"/>
-          <w:sz w:val="24"/>
-          <w:szCs w:val="24"/>
-        </w:rPr>
-        <w:t>:</w:t>
-      </w:r>
-      <w:r>
-        <w:rPr>
-          <w:rFonts w:ascii="Courier New" w:hAnsi="Courier New"/>
-          <w:sz w:val="24"/>
-          <w:szCs w:val="24"/>
-        </w:rPr>
-        <w:br/>
-        <w:t xml:space="preserve">    if </w:t>
-      </w:r>
-      <w:proofErr w:type="spellStart"/>
-      <w:r>
-        <w:rPr>
-          <w:rFonts w:ascii="Courier New" w:hAnsi="Courier New"/>
-          <w:sz w:val="24"/>
-          <w:szCs w:val="24"/>
-        </w:rPr>
-        <w:t>ch.isupper</w:t>
-      </w:r>
-      <w:proofErr w:type="spellEnd"/>
-      <w:r>
-        <w:rPr>
-          <w:rFonts w:ascii="Courier New" w:hAnsi="Courier New"/>
-          <w:sz w:val="24"/>
-          <w:szCs w:val="24"/>
-        </w:rPr>
-        <w:t>():</w:t>
-      </w:r>
-      <w:r>
-        <w:rPr>
-          <w:rFonts w:ascii="Courier New" w:hAnsi="Courier New"/>
-          <w:sz w:val="24"/>
-          <w:szCs w:val="24"/>
-        </w:rPr>
-        <w:br/>
-        <w:t xml:space="preserve">        </w:t>
-      </w:r>
-      <w:proofErr w:type="spellStart"/>
-      <w:r>
-        <w:rPr>
-          <w:rFonts w:ascii="Courier New" w:hAnsi="Courier New"/>
-          <w:sz w:val="24"/>
-          <w:szCs w:val="24"/>
-        </w:rPr>
-        <w:t>decrypted_text</w:t>
-      </w:r>
-      <w:proofErr w:type="spellEnd"/>
-      <w:r>
-        <w:rPr>
-          <w:rFonts w:ascii="Courier New" w:hAnsi="Courier New"/>
-          <w:sz w:val="24"/>
-          <w:szCs w:val="24"/>
-        </w:rPr>
-        <w:t xml:space="preserve"> += chr((</w:t>
-      </w:r>
-      <w:proofErr w:type="spellStart"/>
-      <w:r>
-        <w:rPr>
-          <w:rFonts w:ascii="Courier New" w:hAnsi="Courier New"/>
-          <w:sz w:val="24"/>
-          <w:szCs w:val="24"/>
-        </w:rPr>
-        <w:t>ord</w:t>
-      </w:r>
-      <w:proofErr w:type="spellEnd"/>
-      <w:r>
-        <w:rPr>
-          <w:rFonts w:ascii="Courier New" w:hAnsi="Courier New"/>
-          <w:sz w:val="24"/>
-          <w:szCs w:val="24"/>
-        </w:rPr>
-        <w:t>(ch)-65-key)%26+65)</w:t>
-      </w:r>
-      <w:r>
-        <w:rPr>
-          <w:rFonts w:ascii="Courier New" w:hAnsi="Courier New"/>
-          <w:sz w:val="24"/>
-          <w:szCs w:val="24"/>
-        </w:rPr>
-        <w:br/>
-        <w:t xml:space="preserve">    </w:t>
-      </w:r>
-      <w:proofErr w:type="spellStart"/>
-      <w:r>
-        <w:rPr>
-          <w:rFonts w:ascii="Courier New" w:hAnsi="Courier New"/>
-          <w:sz w:val="24"/>
-          <w:szCs w:val="24"/>
-        </w:rPr>
-        <w:t>elif</w:t>
-      </w:r>
-      <w:proofErr w:type="spellEnd"/>
-      <w:r>
-        <w:rPr>
-          <w:rFonts w:ascii="Courier New" w:hAnsi="Courier New"/>
-          <w:sz w:val="24"/>
-          <w:szCs w:val="24"/>
-        </w:rPr>
-        <w:t xml:space="preserve"> </w:t>
-      </w:r>
-      <w:proofErr w:type="spellStart"/>
-      <w:r>
-        <w:rPr>
-          <w:rFonts w:ascii="Courier New" w:hAnsi="Courier New"/>
-          <w:sz w:val="24"/>
-          <w:szCs w:val="24"/>
-        </w:rPr>
-        <w:t>ch.islower</w:t>
-      </w:r>
-      <w:proofErr w:type="spellEnd"/>
-      <w:r>
-        <w:rPr>
-          <w:rFonts w:ascii="Courier New" w:hAnsi="Courier New"/>
-          <w:sz w:val="24"/>
-          <w:szCs w:val="24"/>
-        </w:rPr>
-        <w:t>():</w:t>
-      </w:r>
-      <w:r>
-        <w:rPr>
-          <w:rFonts w:ascii="Courier New" w:hAnsi="Courier New"/>
-          <w:sz w:val="24"/>
-          <w:szCs w:val="24"/>
-        </w:rPr>
-        <w:br/>
-        <w:t xml:space="preserve">        </w:t>
-      </w:r>
-      <w:proofErr w:type="spellStart"/>
-      <w:r>
-        <w:rPr>
-          <w:rFonts w:ascii="Courier New" w:hAnsi="Courier New"/>
-          <w:sz w:val="24"/>
-          <w:szCs w:val="24"/>
-        </w:rPr>
-        <w:t>decrypted_text</w:t>
-      </w:r>
-      <w:proofErr w:type="spellEnd"/>
-      <w:r>
-        <w:rPr>
-          <w:rFonts w:ascii="Courier New" w:hAnsi="Courier New"/>
-          <w:sz w:val="24"/>
-          <w:szCs w:val="24"/>
-        </w:rPr>
-        <w:t xml:space="preserve"> += chr((</w:t>
-      </w:r>
-      <w:proofErr w:type="spellStart"/>
-      <w:r>
-        <w:rPr>
-          <w:rFonts w:ascii="Courier New" w:hAnsi="Courier New"/>
-          <w:sz w:val="24"/>
-          <w:szCs w:val="24"/>
-        </w:rPr>
-        <w:t>ord</w:t>
-      </w:r>
-      <w:proofErr w:type="spellEnd"/>
-      <w:r>
-        <w:rPr>
-          <w:rFonts w:ascii="Courier New" w:hAnsi="Courier New"/>
-          <w:sz w:val="24"/>
-          <w:szCs w:val="24"/>
-        </w:rPr>
-        <w:t>(ch)-97-key)%26+97)</w:t>
+        <w:t xml:space="preserve">        cipher_text += ch</w:t>
+      </w:r>
+      <w:r>
+        <w:rPr>
+          <w:rFonts w:ascii="Courier New" w:hAnsi="Courier New"/>
+          <w:sz w:val="24"/>
+          <w:szCs w:val="24"/>
+        </w:rPr>
+        <w:br/>
+        <w:t>print("Encrypted Text:", cipher_text)</w:t>
+      </w:r>
+      <w:r>
+        <w:rPr>
+          <w:rFonts w:ascii="Courier New" w:hAnsi="Courier New"/>
+          <w:sz w:val="24"/>
+          <w:szCs w:val="24"/>
+        </w:rPr>
+        <w:br/>
+        <w:t>decrypted_text=""</w:t>
+      </w:r>
+      <w:r>
+        <w:rPr>
+          <w:rFonts w:ascii="Courier New" w:hAnsi="Courier New"/>
+          <w:sz w:val="24"/>
+          <w:szCs w:val="24"/>
+        </w:rPr>
+        <w:br/>
+        <w:t>for ch in cipher_text:</w:t>
+      </w:r>
+      <w:r>
+        <w:rPr>
+          <w:rFonts w:ascii="Courier New" w:hAnsi="Courier New"/>
+          <w:sz w:val="24"/>
+          <w:szCs w:val="24"/>
+        </w:rPr>
+        <w:br/>
+        <w:t xml:space="preserve">    if ch.isupper():</w:t>
+      </w:r>
+      <w:r>
+        <w:rPr>
+          <w:rFonts w:ascii="Courier New" w:hAnsi="Courier New"/>
+          <w:sz w:val="24"/>
+          <w:szCs w:val="24"/>
+        </w:rPr>
+        <w:br/>
+        <w:t xml:space="preserve">        decrypted_text += chr((ord(ch)-65-key)%26+65)</w:t>
+      </w:r>
+      <w:r>
+        <w:rPr>
+          <w:rFonts w:ascii="Courier New" w:hAnsi="Courier New"/>
+          <w:sz w:val="24"/>
+          <w:szCs w:val="24"/>
+        </w:rPr>
+        <w:br/>
+        <w:t xml:space="preserve">    elif ch.islower():</w:t>
+      </w:r>
+      <w:r>
+        <w:rPr>
+          <w:rFonts w:ascii="Courier New" w:hAnsi="Courier New"/>
+          <w:sz w:val="24"/>
+          <w:szCs w:val="24"/>
+        </w:rPr>
+        <w:br/>
+        <w:t xml:space="preserve">        decrypted_text += chr((ord(ch)-97-key)%26+97)</w:t>
       </w:r>
       <w:r>
         <w:rPr>
@@ -756,52 +381,16 @@
           <w:szCs w:val="24"/>
         </w:rPr>
         <w:br/>
-        <w:t xml:space="preserve">        </w:t>
-      </w:r>
-      <w:proofErr w:type="spellStart"/>
-      <w:r>
-        <w:rPr>
-          <w:rFonts w:ascii="Courier New" w:hAnsi="Courier New"/>
-          <w:sz w:val="24"/>
-          <w:szCs w:val="24"/>
-        </w:rPr>
-        <w:t>decrypted_text</w:t>
-      </w:r>
-      <w:proofErr w:type="spellEnd"/>
-      <w:r>
-        <w:rPr>
-          <w:rFonts w:ascii="Courier New" w:hAnsi="Courier New"/>
-          <w:sz w:val="24"/>
-          <w:szCs w:val="24"/>
-        </w:rPr>
-        <w:t xml:space="preserve"> += ch</w:t>
-      </w:r>
-      <w:r>
-        <w:rPr>
-          <w:rFonts w:ascii="Courier New" w:hAnsi="Courier New"/>
-          <w:sz w:val="24"/>
-          <w:szCs w:val="24"/>
-        </w:rPr>
-        <w:br/>
-        <w:t xml:space="preserve">print("Decrypted Text:", </w:t>
-      </w:r>
-      <w:proofErr w:type="spellStart"/>
-      <w:r>
-        <w:rPr>
-          <w:rFonts w:ascii="Courier New" w:hAnsi="Courier New"/>
-          <w:sz w:val="24"/>
-          <w:szCs w:val="24"/>
-        </w:rPr>
-        <w:t>decrypted_text</w:t>
-      </w:r>
-      <w:proofErr w:type="spellEnd"/>
-      <w:r>
-        <w:rPr>
-          <w:rFonts w:ascii="Courier New" w:hAnsi="Courier New"/>
-          <w:sz w:val="24"/>
-          <w:szCs w:val="24"/>
-        </w:rPr>
-        <w:t>)</w:t>
+        <w:t xml:space="preserve">        decrypted_text += ch</w:t>
+      </w:r>
+      <w:r>
+        <w:rPr>
+          <w:rFonts w:ascii="Courier New" w:hAnsi="Courier New"/>
+          <w:sz w:val="24"/>
+          <w:szCs w:val="24"/>
+        </w:rPr>
+        <w:br/>
+        <w:t>print("Decrypted Text:", decrypted_text)</w:t>
       </w:r>
     </w:p>
     <w:p>
@@ -905,14 +494,13 @@
       <w:r>
         <w:rPr>
           <w:noProof/>
-          <w:sz w:val="24"/>
-          <w:szCs w:val="24"/>
+          <w14:ligatures w14:val="standardContextual"/>
         </w:rPr>
         <w:drawing>
-          <wp:inline distT="0" distB="0" distL="0" distR="0" wp14:anchorId="500BB668" wp14:editId="09F76A46">
-            <wp:extent cx="6344017" cy="1028700"/>
+          <wp:inline distT="0" distB="0" distL="0" distR="0" wp14:anchorId="11C74CFF" wp14:editId="6DA71DA8">
+            <wp:extent cx="5943600" cy="1106170"/>
             <wp:effectExtent l="0" t="0" r="0" b="0"/>
-            <wp:docPr id="1458614635" name="Picture 1"/>
+            <wp:docPr id="838769724" name="Picture 1"/>
             <wp:cNvGraphicFramePr>
               <a:graphicFrameLocks xmlns:a="http://schemas.openxmlformats.org/drawingml/2006/main" noChangeAspect="1"/>
             </wp:cNvGraphicFramePr>
@@ -920,7 +508,7 @@
               <a:graphicData uri="http://schemas.openxmlformats.org/drawingml/2006/picture">
                 <pic:pic xmlns:pic="http://schemas.openxmlformats.org/drawingml/2006/picture">
                   <pic:nvPicPr>
-                    <pic:cNvPr id="1458614635" name=""/>
+                    <pic:cNvPr id="838769724" name=""/>
                     <pic:cNvPicPr/>
                   </pic:nvPicPr>
                   <pic:blipFill>
@@ -932,7 +520,7 @@
                   <pic:spPr>
                     <a:xfrm>
                       <a:off x="0" y="0"/>
-                      <a:ext cx="6367189" cy="1032457"/>
+                      <a:ext cx="5943600" cy="1106170"/>
                     </a:xfrm>
                     <a:prstGeom prst="rect">
                       <a:avLst/>
